--- a/doc/Recent News.docx
+++ b/doc/Recent News.docx
@@ -18,6 +18,87 @@
         <w:pStyle w:val="Heading2"/>
       </w:pPr>
       <w:r>
+        <w:t>Version 9.0a</w:t>
+      </w:r>
+    </w:p>
+    <w:p>
+      <w:pPr>
+        <w:pStyle w:val="Heading3"/>
+      </w:pPr>
+      <w:r>
+        <w:t xml:space="preserve">Cluster mode logging </w:t>
+      </w:r>
+    </w:p>
+    <w:p>
+      <w:pPr>
+        <w:rPr>
+          <w:lang w:eastAsia="ja-JP"/>
+        </w:rPr>
+      </w:pPr>
+      <w:r>
+        <w:rPr>
+          <w:lang w:eastAsia="ja-JP"/>
+        </w:rPr>
+        <w:t xml:space="preserve">A side effect of disabling logging in </w:t>
+      </w:r>
+      <w:r>
+        <w:rPr>
+          <w:i/>
+          <w:iCs/>
+          <w:lang w:eastAsia="ja-JP"/>
+        </w:rPr>
+        <w:t>Cluster</w:t>
+      </w:r>
+      <w:r>
+        <w:rPr>
+          <w:lang w:eastAsia="ja-JP"/>
+        </w:rPr>
+        <w:t xml:space="preserve"> mode is that any ‘print’ statement to </w:t>
+      </w:r>
+      <w:r>
+        <w:rPr>
+          <w:i/>
+          <w:iCs/>
+          <w:lang w:eastAsia="ja-JP"/>
+        </w:rPr>
+        <w:t>stdout</w:t>
+      </w:r>
+      <w:r>
+        <w:rPr>
+          <w:lang w:eastAsia="ja-JP"/>
+        </w:rPr>
+        <w:t xml:space="preserve"> that remain will crash the spawned processes. While most of GeoPIXE has been fixed in this regard, </w:t>
+      </w:r>
+      <w:r>
+        <w:rPr>
+          <w:lang w:eastAsia="ja-JP"/>
+        </w:rPr>
+        <w:t xml:space="preserve">some </w:t>
+      </w:r>
+      <w:r>
+        <w:rPr>
+          <w:lang w:eastAsia="ja-JP"/>
+        </w:rPr>
+        <w:t>Device plugins may still be a problem</w:t>
+      </w:r>
+      <w:r>
+        <w:rPr>
+          <w:lang w:eastAsia="ja-JP"/>
+        </w:rPr>
+        <w:t xml:space="preserve"> (Maia and FalconX are OK)</w:t>
+      </w:r>
+      <w:r>
+        <w:rPr>
+          <w:lang w:eastAsia="ja-JP"/>
+        </w:rPr>
+        <w:t>. If you find your Cluster mode processing fails, then enable logging in your ‘geopixe.conf’ file with the line “cluster  log  1”. This file is in your home .geopixe directory.</w:t>
+      </w:r>
+    </w:p>
+    <w:p>
+      <w:pPr>
+        <w:pStyle w:val="Heading2"/>
+      </w:pPr>
+      <w:r>
         <w:t>Version 9.0</w:t>
       </w:r>
     </w:p>
@@ -354,7 +435,11 @@
         <w:t>en masse</w:t>
       </w:r>
       <w:r>
-        <w:t>. This is now optional and disabled by default. To enable logging (if parallel processing appears to be failing) add a line “cluster  log  1” to your ‘geopixe.conf’ file in your home .geopixe directory.</w:t>
+        <w:t xml:space="preserve">. This is </w:t>
+      </w:r>
+      <w:r>
+        <w:lastRenderedPageBreak/>
+        <w:t>now optional and disabled by default. To enable logging (if parallel processing appears to be failing) add a line “cluster  log  1” to your ‘geopixe.conf’ file in your home .geopixe directory.</w:t>
       </w:r>
     </w:p>
     <w:p>
@@ -383,7 +468,6 @@
         <w:pStyle w:val="Heading2"/>
       </w:pPr>
       <w:r>
-        <w:lastRenderedPageBreak/>
         <w:t>Version 8.9r</w:t>
       </w:r>
     </w:p>

--- a/doc/Recent News.docx
+++ b/doc/Recent News.docx
@@ -55,6 +55,7 @@
         </w:rPr>
         <w:t xml:space="preserve"> mode is that any ‘print’ statement to </w:t>
       </w:r>
+      <w:proofErr w:type="spellStart"/>
       <w:r>
         <w:rPr>
           <w:i/>
@@ -63,6 +64,7 @@
         </w:rPr>
         <w:t>stdout</w:t>
       </w:r>
+      <w:proofErr w:type="spellEnd"/>
       <w:r>
         <w:rPr>
           <w:lang w:eastAsia="ja-JP"/>
@@ -91,7 +93,57 @@
         <w:rPr>
           <w:lang w:eastAsia="ja-JP"/>
         </w:rPr>
-        <w:t>. If you find your Cluster mode processing fails, then enable logging in your ‘geopixe.conf’ file with the line “cluster  log  1”. This file is in your home .geopixe directory.</w:t>
+        <w:t>. If you find your Cluster mode processing fails, then enable logging in your ‘</w:t>
+      </w:r>
+      <w:proofErr w:type="spellStart"/>
+      <w:r>
+        <w:rPr>
+          <w:lang w:eastAsia="ja-JP"/>
+        </w:rPr>
+        <w:t>geopixe.conf</w:t>
+      </w:r>
+      <w:proofErr w:type="spellEnd"/>
+      <w:r>
+        <w:rPr>
+          <w:lang w:eastAsia="ja-JP"/>
+        </w:rPr>
+        <w:t>’ file with the line “</w:t>
+      </w:r>
+      <w:proofErr w:type="gramStart"/>
+      <w:r>
+        <w:rPr>
+          <w:lang w:eastAsia="ja-JP"/>
+        </w:rPr>
+        <w:t>cluster  log</w:t>
+      </w:r>
+      <w:proofErr w:type="gramEnd"/>
+      <w:r>
+        <w:rPr>
+          <w:lang w:eastAsia="ja-JP"/>
+        </w:rPr>
+        <w:t xml:space="preserve">  1”. This file is in your </w:t>
+      </w:r>
+      <w:proofErr w:type="gramStart"/>
+      <w:r>
+        <w:rPr>
+          <w:lang w:eastAsia="ja-JP"/>
+        </w:rPr>
+        <w:t>home .</w:t>
+      </w:r>
+      <w:proofErr w:type="spellStart"/>
+      <w:r>
+        <w:rPr>
+          <w:lang w:eastAsia="ja-JP"/>
+        </w:rPr>
+        <w:t>geopixe</w:t>
+      </w:r>
+      <w:proofErr w:type="spellEnd"/>
+      <w:proofErr w:type="gramEnd"/>
+      <w:r>
+        <w:rPr>
+          <w:lang w:eastAsia="ja-JP"/>
+        </w:rPr>
+        <w:t xml:space="preserve"> directory.</w:t>
       </w:r>
     </w:p>
     <w:p>
@@ -126,7 +178,14 @@
         <w:rPr>
           <w:lang w:eastAsia="ja-JP"/>
         </w:rPr>
-        <w:t xml:space="preserve"> (images:</w:t>
+        <w:t xml:space="preserve"> (images</w:t>
+      </w:r>
+      <w:proofErr w:type="gramStart"/>
+      <w:r>
+        <w:rPr>
+          <w:lang w:eastAsia="ja-JP"/>
+        </w:rPr>
+        <w:t>:</w:t>
       </w:r>
       <w:r>
         <w:rPr>
@@ -144,14 +203,29 @@
         <w:rPr>
           <w:lang w:eastAsia="ja-JP"/>
         </w:rPr>
-        <w:t xml:space="preserve">DAI, </w:t>
-      </w:r>
-      <w:r>
-        <w:rPr>
-          <w:lang w:eastAsia="ja-JP"/>
-        </w:rPr>
-        <w:t>DA matrix: .DAMX</w:t>
-      </w:r>
+        <w:t>DAI</w:t>
+      </w:r>
+      <w:proofErr w:type="gramEnd"/>
+      <w:r>
+        <w:rPr>
+          <w:lang w:eastAsia="ja-JP"/>
+        </w:rPr>
+        <w:t xml:space="preserve">, </w:t>
+      </w:r>
+      <w:r>
+        <w:rPr>
+          <w:lang w:eastAsia="ja-JP"/>
+        </w:rPr>
+        <w:t>DA matrix</w:t>
+      </w:r>
+      <w:proofErr w:type="gramStart"/>
+      <w:r>
+        <w:rPr>
+          <w:lang w:eastAsia="ja-JP"/>
+        </w:rPr>
+        <w:t>: .DAMX</w:t>
+      </w:r>
+      <w:proofErr w:type="gramEnd"/>
       <w:r>
         <w:rPr>
           <w:lang w:eastAsia="ja-JP"/>
@@ -183,20 +257,58 @@
         <w:pStyle w:val="Heading4"/>
       </w:pPr>
       <w:r>
-        <w:t>Energy cal file name</w:t>
-      </w:r>
-    </w:p>
-    <w:p>
-      <w:pPr>
-        <w:rPr>
-          <w:lang w:eastAsia="ja-JP"/>
-        </w:rPr>
-      </w:pPr>
-      <w:r>
-        <w:rPr>
-          <w:lang w:eastAsia="ja-JP"/>
-        </w:rPr>
-        <w:t xml:space="preserve">When an energy cal file is selected, using the “Get” button on the “DA/E.Cal” tab of </w:t>
+        <w:t xml:space="preserve">Energy </w:t>
+      </w:r>
+      <w:proofErr w:type="spellStart"/>
+      <w:r>
+        <w:t>cal</w:t>
+      </w:r>
+      <w:proofErr w:type="spellEnd"/>
+      <w:r>
+        <w:t xml:space="preserve"> file name</w:t>
+      </w:r>
+    </w:p>
+    <w:p>
+      <w:pPr>
+        <w:rPr>
+          <w:lang w:eastAsia="ja-JP"/>
+        </w:rPr>
+      </w:pPr>
+      <w:r>
+        <w:rPr>
+          <w:lang w:eastAsia="ja-JP"/>
+        </w:rPr>
+        <w:t xml:space="preserve">When an energy </w:t>
+      </w:r>
+      <w:proofErr w:type="spellStart"/>
+      <w:r>
+        <w:rPr>
+          <w:lang w:eastAsia="ja-JP"/>
+        </w:rPr>
+        <w:t>cal</w:t>
+      </w:r>
+      <w:proofErr w:type="spellEnd"/>
+      <w:r>
+        <w:rPr>
+          <w:lang w:eastAsia="ja-JP"/>
+        </w:rPr>
+        <w:t xml:space="preserve"> file is selected, using the “Get” button on the “DA/</w:t>
+      </w:r>
+      <w:proofErr w:type="spellStart"/>
+      <w:proofErr w:type="gramStart"/>
+      <w:r>
+        <w:rPr>
+          <w:lang w:eastAsia="ja-JP"/>
+        </w:rPr>
+        <w:t>E.Cal</w:t>
+      </w:r>
+      <w:proofErr w:type="spellEnd"/>
+      <w:proofErr w:type="gramEnd"/>
+      <w:r>
+        <w:rPr>
+          <w:lang w:eastAsia="ja-JP"/>
+        </w:rPr>
+        <w:t xml:space="preserve">” tab of </w:t>
       </w:r>
       <w:r>
         <w:rPr>
@@ -228,7 +340,21 @@
         <w:rPr>
           <w:lang w:eastAsia="ja-JP"/>
         </w:rPr>
-        <w:t xml:space="preserve">The energy cal filename can be seen in the </w:t>
+        <w:t xml:space="preserve">The energy </w:t>
+      </w:r>
+      <w:proofErr w:type="spellStart"/>
+      <w:r>
+        <w:rPr>
+          <w:lang w:eastAsia="ja-JP"/>
+        </w:rPr>
+        <w:t>cal</w:t>
+      </w:r>
+      <w:proofErr w:type="spellEnd"/>
+      <w:r>
+        <w:rPr>
+          <w:lang w:eastAsia="ja-JP"/>
+        </w:rPr>
+        <w:t xml:space="preserve"> filename can be seen in the </w:t>
       </w:r>
       <w:r>
         <w:rPr>
@@ -308,7 +434,29 @@
         <w:rPr>
           <w:lang w:eastAsia="ja-JP"/>
         </w:rPr>
-        <w:t>The file name for the spectrum fitted to generate a DA matrix is now saved with the DA matrix (DA matrix file, e.g. “.damx”, are now version -10). This enables re-fitting this spectrum later to refine some aspects of the fit (e.g. add an element) and generate a new DA matrix.</w:t>
+        <w:t xml:space="preserve">The file name for the spectrum fitted to generate a DA matrix is now saved with the DA matrix (DA matrix file, e.g. </w:t>
+      </w:r>
+      <w:proofErr w:type="gramStart"/>
+      <w:r>
+        <w:rPr>
+          <w:lang w:eastAsia="ja-JP"/>
+        </w:rPr>
+        <w:t>“.</w:t>
+      </w:r>
+      <w:proofErr w:type="spellStart"/>
+      <w:r>
+        <w:rPr>
+          <w:lang w:eastAsia="ja-JP"/>
+        </w:rPr>
+        <w:t>damx</w:t>
+      </w:r>
+      <w:proofErr w:type="spellEnd"/>
+      <w:proofErr w:type="gramEnd"/>
+      <w:r>
+        <w:rPr>
+          <w:lang w:eastAsia="ja-JP"/>
+        </w:rPr>
+        <w:t>”, are now version -10). This enables re-fitting this spectrum later to refine some aspects of the fit (e.g. add an element) and generate a new DA matrix.</w:t>
       </w:r>
       <w:r>
         <w:rPr>
@@ -369,7 +517,15 @@
     <w:p/>
     <w:p>
       <w:r>
-        <w:t>This feature makes use of the spec_file saved in new DA matrix files. If not present (older DA file), a file requester will pop up for you to select the source spec file.</w:t>
+        <w:t xml:space="preserve">This feature makes use of the </w:t>
+      </w:r>
+      <w:proofErr w:type="spellStart"/>
+      <w:r>
+        <w:t>spec_file</w:t>
+      </w:r>
+      <w:proofErr w:type="spellEnd"/>
+      <w:r>
+        <w:t xml:space="preserve"> saved in new DA matrix files. If not present (older DA file), a file requester will pop up for you to select the source spec file.</w:t>
       </w:r>
     </w:p>
     <w:p>
@@ -425,21 +581,72 @@
     </w:p>
     <w:p>
       <w:r>
-        <w:t xml:space="preserve">Previously, background processes launched in “Cluster” parallel processing mode would generate a log file each (saved to your home .geopixe/ directory). These need to be deleted from time to time </w:t>
-      </w:r>
-      <w:r>
-        <w:rPr>
-          <w:i/>
-          <w:iCs/>
-        </w:rPr>
-        <w:t>en masse</w:t>
+        <w:t xml:space="preserve">Previously, background processes launched in “Cluster” parallel processing mode would generate a log file each (saved to your </w:t>
+      </w:r>
+      <w:proofErr w:type="gramStart"/>
+      <w:r>
+        <w:t>home .</w:t>
+      </w:r>
+      <w:proofErr w:type="spellStart"/>
+      <w:r>
+        <w:t>geopixe</w:t>
+      </w:r>
+      <w:proofErr w:type="spellEnd"/>
+      <w:proofErr w:type="gramEnd"/>
+      <w:r>
+        <w:t xml:space="preserve">/ directory). These need to be deleted from time to time </w:t>
+      </w:r>
+      <w:proofErr w:type="spellStart"/>
+      <w:r>
+        <w:rPr>
+          <w:i/>
+          <w:iCs/>
+        </w:rPr>
+        <w:t>en</w:t>
+      </w:r>
+      <w:proofErr w:type="spellEnd"/>
+      <w:r>
+        <w:rPr>
+          <w:i/>
+          <w:iCs/>
+        </w:rPr>
+        <w:t xml:space="preserve"> masse</w:t>
       </w:r>
       <w:r>
         <w:t xml:space="preserve">. This is </w:t>
       </w:r>
       <w:r>
         <w:lastRenderedPageBreak/>
-        <w:t>now optional and disabled by default. To enable logging (if parallel processing appears to be failing) add a line “cluster  log  1” to your ‘geopixe.conf’ file in your home .geopixe directory.</w:t>
+        <w:t>now optional and disabled by default. To enable logging (if parallel processing appears to be failing) add a line “</w:t>
+      </w:r>
+      <w:proofErr w:type="gramStart"/>
+      <w:r>
+        <w:t>cluster  log</w:t>
+      </w:r>
+      <w:proofErr w:type="gramEnd"/>
+      <w:r>
+        <w:t xml:space="preserve">  1” to your ‘</w:t>
+      </w:r>
+      <w:proofErr w:type="spellStart"/>
+      <w:r>
+        <w:t>geopixe.conf</w:t>
+      </w:r>
+      <w:proofErr w:type="spellEnd"/>
+      <w:r>
+        <w:t xml:space="preserve">’ file in your </w:t>
+      </w:r>
+      <w:proofErr w:type="gramStart"/>
+      <w:r>
+        <w:t>home .</w:t>
+      </w:r>
+      <w:proofErr w:type="spellStart"/>
+      <w:r>
+        <w:t>geopixe</w:t>
+      </w:r>
+      <w:proofErr w:type="spellEnd"/>
+      <w:proofErr w:type="gramEnd"/>
+      <w:r>
+        <w:t xml:space="preserve"> directory.</w:t>
       </w:r>
     </w:p>
     <w:p>
@@ -491,7 +698,31 @@
         <w:t>Apple Silicon</w:t>
       </w:r>
       <w:r>
-        <w:t xml:space="preserve"> devices, such as the M1, M2, M3, M4 and M5 processors using ARM processors. They also support x86 64 bit Apple systems as well as 64 bit and 32 bit Linux x86 systems and Windows x86 systems. There is no support for 32 bit Apple systems.</w:t>
+        <w:t xml:space="preserve"> devices, such as the M1, M2, M3, M4 and M5 processors using ARM processors. They also support x86 </w:t>
+      </w:r>
+      <w:proofErr w:type="gramStart"/>
+      <w:r>
+        <w:t>64 bit</w:t>
+      </w:r>
+      <w:proofErr w:type="gramEnd"/>
+      <w:r>
+        <w:t xml:space="preserve"> Apple systems as well as 64 bit and </w:t>
+      </w:r>
+      <w:proofErr w:type="gramStart"/>
+      <w:r>
+        <w:t>32 bit</w:t>
+      </w:r>
+      <w:proofErr w:type="gramEnd"/>
+      <w:r>
+        <w:t xml:space="preserve"> Linux x86 systems and Windows x86 systems. There is no support for </w:t>
+      </w:r>
+      <w:proofErr w:type="gramStart"/>
+      <w:r>
+        <w:t>32 bit</w:t>
+      </w:r>
+      <w:proofErr w:type="gramEnd"/>
+      <w:r>
+        <w:t xml:space="preserve"> Apple systems.</w:t>
       </w:r>
     </w:p>
     <w:p/>
@@ -499,6 +730,7 @@
       <w:r>
         <w:t xml:space="preserve">Display issues remain on stock MAC systems, which require an upgrade of the </w:t>
       </w:r>
+      <w:proofErr w:type="spellStart"/>
       <w:r>
         <w:rPr>
           <w:i/>
@@ -506,6 +738,7 @@
         </w:rPr>
         <w:t>XQuartx</w:t>
       </w:r>
+      <w:proofErr w:type="spellEnd"/>
       <w:r>
         <w:t xml:space="preserve"> display system.</w:t>
       </w:r>
@@ -531,7 +764,15 @@
     </w:p>
     <w:p>
       <w:r>
-        <w:t xml:space="preserve">Fixed extraction of spectra to correctly process the filenames, which include “_nn” for detector number in an array as well as the trailing “_n” for sequence number of the list mode data sequence. This fixes potential loss of data into extracted spectra, which may also affect the </w:t>
+        <w:t>Fixed extraction of spectra to correctly process the filenames, which include “_</w:t>
+      </w:r>
+      <w:proofErr w:type="spellStart"/>
+      <w:r>
+        <w:t>nn</w:t>
+      </w:r>
+      <w:proofErr w:type="spellEnd"/>
+      <w:r>
+        <w:t xml:space="preserve">” for detector number in an array as well as the trailing “_n” for sequence number of the list mode data sequence. This fixes potential loss of data into extracted spectra, which may also affect the </w:t>
       </w:r>
       <w:r>
         <w:rPr>
@@ -938,11 +1179,18 @@
     </w:p>
     <w:p>
       <w:r>
-        <w:t>which includes some high-Cu</w:t>
+        <w:t>which includes some high-</w:t>
+      </w:r>
+      <w:proofErr w:type="spellStart"/>
+      <w:proofErr w:type="gramStart"/>
+      <w:r>
+        <w:t>Cu</w:t>
       </w:r>
       <w:r>
         <w:t>,As</w:t>
       </w:r>
+      <w:proofErr w:type="spellEnd"/>
+      <w:proofErr w:type="gramEnd"/>
       <w:r>
         <w:t xml:space="preserve"> enargite regions</w:t>
       </w:r>
@@ -1660,7 +1908,23 @@
         <w:t>Relative Sensitivity</w:t>
       </w:r>
       <w:r>
-        <w:t xml:space="preserve"> across the array (rGamma) can be normalized out with the “rGamma norm” option.</w:t>
+        <w:t xml:space="preserve"> across the array (</w:t>
+      </w:r>
+      <w:proofErr w:type="spellStart"/>
+      <w:r>
+        <w:t>rGamma</w:t>
+      </w:r>
+      <w:proofErr w:type="spellEnd"/>
+      <w:r>
+        <w:t>) can be normalized out with the “</w:t>
+      </w:r>
+      <w:proofErr w:type="spellStart"/>
+      <w:r>
+        <w:t>rGamma</w:t>
+      </w:r>
+      <w:proofErr w:type="spellEnd"/>
+      <w:r>
+        <w:t xml:space="preserve"> norm” option.</w:t>
       </w:r>
     </w:p>
     <w:p/>
@@ -1760,15 +2024,28 @@
     </w:p>
     <w:p>
       <w:r>
-        <w:t>Added colour tables for the “Inferno” and “Viridis” colour maps.</w:t>
+        <w:t>Added colour tables for the “Inferno” and “</w:t>
+      </w:r>
+      <w:proofErr w:type="spellStart"/>
+      <w:r>
+        <w:t>Viridis</w:t>
+      </w:r>
+      <w:proofErr w:type="spellEnd"/>
+      <w:r>
+        <w:t>” colour maps.</w:t>
       </w:r>
     </w:p>
     <w:p>
       <w:pPr>
         <w:pStyle w:val="Heading3"/>
       </w:pPr>
-      <w:r>
-        <w:t>X,Y Histograms in Association</w:t>
+      <w:proofErr w:type="gramStart"/>
+      <w:r>
+        <w:t>X,Y</w:t>
+      </w:r>
+      <w:proofErr w:type="gramEnd"/>
+      <w:r>
+        <w:t xml:space="preserve"> Histograms in Association</w:t>
       </w:r>
     </w:p>
     <w:p>
@@ -1807,6 +2084,57 @@
       </w:r>
       <w:r>
         <w:t>.</w:t>
+      </w:r>
+    </w:p>
+    <w:p>
+      <w:pPr>
+        <w:pStyle w:val="Heading2"/>
+      </w:pPr>
+      <w:r>
+        <w:t>Version 8.</w:t>
+      </w:r>
+      <w:r>
+        <w:t>8y</w:t>
+      </w:r>
+    </w:p>
+    <w:p>
+      <w:pPr>
+        <w:pStyle w:val="Heading3"/>
+      </w:pPr>
+      <w:r>
+        <w:t>Two phase fit to spectra</w:t>
+      </w:r>
+    </w:p>
+    <w:p>
+      <w:r>
+        <w:t xml:space="preserve">A common problem with fitting </w:t>
+      </w:r>
+      <w:r>
+        <w:t xml:space="preserve">monochromatic </w:t>
+      </w:r>
+      <w:r>
+        <w:t>SXRF spectra is the effect of the strong scatter peaks. The elastic peak may not be accurate (some beamlines have errors in known beam energy). The Compton peak may be poorly fitted initially until parameters are adjusted. These both skew the fit to the energy Cal parameters</w:t>
+      </w:r>
+      <w:r>
+        <w:t xml:space="preserve"> (effecting all element peaks)</w:t>
+      </w:r>
+      <w:r>
+        <w:t xml:space="preserve"> and often the Width parameters too (if enabled).</w:t>
+      </w:r>
+      <w:r>
+        <w:t xml:space="preserve"> </w:t>
+      </w:r>
+    </w:p>
+    <w:p/>
+    <w:p>
+      <w:r>
+        <w:t>The traditional approach has been to fit twice. In the first fit, you would enable the Cal and FWHM parameters and limit the fitting range to exclude the scatter peaks. Then in the second fit, you would fix the Cal and FWHM parameters and use the full energy range. But this was tedious.</w:t>
+      </w:r>
+    </w:p>
+    <w:p/>
+    <w:p>
+      <w:r>
+        <w:t xml:space="preserve">Now, in the case of monochromatic SXRF beam, the fit will be done in two passes automatically. Simply enable the Cal and FWHM parameters to be free and set the full energy range, including the scatter peaks and pileup peaks beyond that, and press “Fit”. </w:t>
       </w:r>
     </w:p>
     <w:p/>
